--- a/synvoric/assets/templates/Synvoric-Contractor-Agreement.docx
+++ b/synvoric/assets/templates/Synvoric-Contractor-Agreement.docx
@@ -64,7 +64,7 @@
           <w:b/>
           <w:sz w:val="22"/>
         </w:rPr>
-        <w:t>Synvoric ("Company")  ·  palak.agrawal@synvoric.com  ·  www.synvoric.com</w:t>
+        <w:t>Synvoric ("Company")  ·  anshul.agrawal@synvoric.com  ·  www.synvoric.com</w:t>
       </w:r>
     </w:p>
     <w:p>
